--- a/templates/obrazac6-template.docx
+++ b/templates/obrazac6-template.docx
@@ -37,6 +37,13 @@
           <w:szCs w:val="24"/>
         </w:rPr>
         <w:t>ЕВИДЕНЦИЈА О ЗАПОСЛЕНИМА ОБУЧЕНИМ ЗА БЕЗБЕДАН И ЗДРАВ РАД</w:t>
+      </w:r>
+      <w:r>
+        <w:rPr>
+          <w:rStyle w:val="BodyTextChar"/>
+          <w:sz w:val="24"/>
+          <w:szCs w:val="24"/>
+        </w:rPr>
         <w:br/>
         <w:t>И ПРАВИЛНО КОРИШЋЕЊЕ ЛИЧНЕ ЗАШТИТНЕ ОПРЕМЕ</w:t>
       </w:r>
@@ -151,7 +158,7 @@
           <w:sz w:val="20"/>
           <w:szCs w:val="20"/>
         </w:rPr>
-        <w:t xml:space="preserve">Пословно име послодавца                   Адреса седишта послодавца                                      ПИБ послодавца</w:t>
+        <w:t>Пословно име послодавца                   Адреса седишта послодавца                                      ПИБ послодавца</w:t>
       </w:r>
     </w:p>
     <w:tbl>
@@ -253,7 +260,7 @@
                 <w:sz w:val="20"/>
                 <w:szCs w:val="20"/>
               </w:rPr>
-              <w:t xml:space="preserve">{ime_prezime}</w:t>
+              <w:t>{ime_prezime}</w:t>
             </w:r>
           </w:p>
         </w:tc>
@@ -323,14 +330,14 @@
                 <w:sz w:val="20"/>
                 <w:szCs w:val="20"/>
               </w:rPr>
-              <w:t xml:space="preserve">{radno_mesto}</w:t>
+              <w:t>{radno_mesto}</w:t>
             </w:r>
           </w:p>
         </w:tc>
       </w:tr>
       <w:tr>
         <w:trPr>
-          <w:trHeight w:hRule="atLeast" w:val="561"/>
+          <w:trHeight w:val="561"/>
           <w:jc w:val="center"/>
         </w:trPr>
         <w:tc>
@@ -391,7 +398,7 @@
                 <w:sz w:val="20"/>
                 <w:szCs w:val="20"/>
               </w:rPr>
-              <w:t xml:space="preserve">{opis_posla}</w:t>
+              <w:t>{opis_posla}</w:t>
             </w:r>
           </w:p>
         </w:tc>
@@ -454,11 +461,10 @@
             </w:pPr>
             <w:r>
               <w:rPr>
-                <w:rFonts w:ascii="Arial" w:hAnsi="Arial" w:cs="Arial"/>
-                <w:sz w:val="20"/>
-                <w:szCs w:val="20"/>
-              </w:rPr>
-              <w:t xml:space="preserve">{razlog_obuke}</w:t>
+                <w:sz w:val="20"/>
+                <w:szCs w:val="20"/>
+              </w:rPr>
+              <w:t>{razlog_obuke}</w:t>
             </w:r>
           </w:p>
         </w:tc>
@@ -689,7 +695,7 @@
                 <w:sz w:val="20"/>
                 <w:szCs w:val="20"/>
               </w:rPr>
-              <w:t xml:space="preserve">{datum_obuke_teor}</w:t>
+              <w:t>{datum_obuke_teor}</w:t>
             </w:r>
           </w:p>
         </w:tc>
@@ -718,7 +724,7 @@
                 <w:sz w:val="20"/>
                 <w:szCs w:val="20"/>
               </w:rPr>
-              <w:t xml:space="preserve">{datum_obuke_prakt}</w:t>
+              <w:t>{datum_obuke_prakt}</w:t>
             </w:r>
           </w:p>
         </w:tc>
@@ -747,7 +753,7 @@
                 <w:sz w:val="20"/>
                 <w:szCs w:val="20"/>
               </w:rPr>
-              <w:t xml:space="preserve">{datum_provere_teor}</w:t>
+              <w:t>{datum_provere_teor}</w:t>
             </w:r>
           </w:p>
         </w:tc>
@@ -777,7 +783,7 @@
                 <w:sz w:val="20"/>
                 <w:szCs w:val="20"/>
               </w:rPr>
-              <w:t xml:space="preserve">{datum_provere_prakt}</w:t>
+              <w:t>{datum_provere_prakt}</w:t>
             </w:r>
           </w:p>
         </w:tc>
@@ -894,11 +900,10 @@
             </w:pPr>
             <w:r>
               <w:rPr>
-                <w:rFonts w:ascii="Arial" w:hAnsi="Arial" w:cs="Arial"/>
-                <w:sz w:val="20"/>
-                <w:szCs w:val="20"/>
-              </w:rPr>
-              <w:t xml:space="preserve">{lzo_lista}</w:t>
+                <w:sz w:val="20"/>
+                <w:szCs w:val="20"/>
+              </w:rPr>
+              <w:t>{lzo_lista}</w:t>
             </w:r>
           </w:p>
         </w:tc>
@@ -930,14 +935,14 @@
                 <w:sz w:val="20"/>
                 <w:szCs w:val="20"/>
               </w:rPr>
-              <w:t xml:space="preserve">{datum_lzo}</w:t>
+              <w:t>{datum_lzo}</w:t>
             </w:r>
           </w:p>
         </w:tc>
       </w:tr>
       <w:tr>
         <w:trPr>
-          <w:trHeight w:hRule="atLeast" w:val="2829"/>
+          <w:trHeight w:val="2829"/>
           <w:jc w:val="center"/>
         </w:trPr>
         <w:tc>
@@ -1009,18 +1014,17 @@
             </w:pPr>
             <w:r>
               <w:rPr>
-                <w:rFonts w:ascii="Arial" w:hAnsi="Arial" w:cs="Arial"/>
-                <w:sz w:val="20"/>
-                <w:szCs w:val="20"/>
-              </w:rPr>
-              <w:t xml:space="preserve">{opasnosti}</w:t>
+                <w:sz w:val="20"/>
+                <w:szCs w:val="20"/>
+              </w:rPr>
+              <w:t>{opasnosti}</w:t>
             </w:r>
           </w:p>
         </w:tc>
       </w:tr>
       <w:tr>
         <w:trPr>
-          <w:trHeight w:hRule="atLeast" w:val="3036"/>
+          <w:trHeight w:val="2568"/>
           <w:jc w:val="center"/>
         </w:trPr>
         <w:tc>
@@ -1075,18 +1079,17 @@
             </w:pPr>
             <w:r>
               <w:rPr>
-                <w:rFonts w:ascii="Arial" w:hAnsi="Arial" w:cs="Arial"/>
-                <w:sz w:val="20"/>
-                <w:szCs w:val="20"/>
-              </w:rPr>
-              <w:t xml:space="preserve">{mere}</w:t>
+                <w:sz w:val="20"/>
+                <w:szCs w:val="20"/>
+              </w:rPr>
+              <w:t>{mere}</w:t>
             </w:r>
           </w:p>
         </w:tc>
       </w:tr>
       <w:tr>
         <w:trPr>
-          <w:trHeight w:hRule="atLeast" w:val="1430"/>
+          <w:trHeight w:val="1430"/>
           <w:jc w:val="center"/>
         </w:trPr>
         <w:tc>
@@ -1144,11 +1147,10 @@
             </w:pPr>
             <w:r>
               <w:rPr>
-                <w:rFonts w:ascii="Arial" w:hAnsi="Arial" w:cs="Arial"/>
-                <w:sz w:val="20"/>
-                <w:szCs w:val="20"/>
-              </w:rPr>
-              <w:t xml:space="preserve">{obavestenja}</w:t>
+                <w:sz w:val="20"/>
+                <w:szCs w:val="20"/>
+              </w:rPr>
+              <w:t>{obavestenja}</w:t>
             </w:r>
           </w:p>
         </w:tc>
@@ -1576,6 +1578,7 @@
         </w:tc>
       </w:tr>
     </w:tbl>
+    <w:p/>
     <w:sectPr>
       <w:pgSz w:w="11900" w:h="16840"/>
       <w:pgMar w:top="851" w:right="738" w:bottom="426" w:left="1082" w:header="1325" w:footer="405" w:gutter="0"/>

--- a/templates/obrazac6-template.docx
+++ b/templates/obrazac6-template.docx
@@ -942,7 +942,7 @@
       </w:tr>
       <w:tr>
         <w:trPr>
-          <w:trHeight w:val="2829"/>
+          <w:trHeight w:val="2287"/>
           <w:jc w:val="center"/>
         </w:trPr>
         <w:tc>
@@ -1024,7 +1024,7 @@
       </w:tr>
       <w:tr>
         <w:trPr>
-          <w:trHeight w:val="2568"/>
+          <w:trHeight w:val="1967"/>
           <w:jc w:val="center"/>
         </w:trPr>
         <w:tc>

--- a/templates/obrazac6-template.docx
+++ b/templates/obrazac6-template.docx
@@ -37,13 +37,6 @@
           <w:szCs w:val="24"/>
         </w:rPr>
         <w:t>ЕВИДЕНЦИЈА О ЗАПОСЛЕНИМА ОБУЧЕНИМ ЗА БЕЗБЕДАН И ЗДРАВ РАД</w:t>
-      </w:r>
-      <w:r>
-        <w:rPr>
-          <w:rStyle w:val="BodyTextChar"/>
-          <w:sz w:val="24"/>
-          <w:szCs w:val="24"/>
-        </w:rPr>
         <w:br/>
         <w:t>И ПРАВИЛНО КОРИШЋЕЊЕ ЛИЧНЕ ЗАШТИТНЕ ОПРЕМЕ</w:t>
       </w:r>
@@ -158,7 +151,7 @@
           <w:sz w:val="20"/>
           <w:szCs w:val="20"/>
         </w:rPr>
-        <w:t>Пословно име послодавца                   Адреса седишта послодавца                                      ПИБ послодавца</w:t>
+        <w:t xml:space="preserve">Пословно име послодавца                   Адреса седишта послодавца                                      ПИБ послодавца</w:t>
       </w:r>
     </w:p>
     <w:tbl>
@@ -260,7 +253,7 @@
                 <w:sz w:val="20"/>
                 <w:szCs w:val="20"/>
               </w:rPr>
-              <w:t>{ime_prezime}</w:t>
+              <w:t xml:space="preserve">{ime_prezime}</w:t>
             </w:r>
           </w:p>
         </w:tc>
@@ -330,14 +323,14 @@
                 <w:sz w:val="20"/>
                 <w:szCs w:val="20"/>
               </w:rPr>
-              <w:t>{radno_mesto}</w:t>
+              <w:t xml:space="preserve">{radno_mesto}</w:t>
             </w:r>
           </w:p>
         </w:tc>
       </w:tr>
       <w:tr>
         <w:trPr>
-          <w:trHeight w:val="561"/>
+          <w:trHeight w:hRule="atLeast" w:val="561"/>
           <w:jc w:val="center"/>
         </w:trPr>
         <w:tc>
@@ -398,7 +391,7 @@
                 <w:sz w:val="20"/>
                 <w:szCs w:val="20"/>
               </w:rPr>
-              <w:t>{opis_posla}</w:t>
+              <w:t xml:space="preserve">{opis_posla}</w:t>
             </w:r>
           </w:p>
         </w:tc>
@@ -461,10 +454,11 @@
             </w:pPr>
             <w:r>
               <w:rPr>
-                <w:sz w:val="20"/>
-                <w:szCs w:val="20"/>
-              </w:rPr>
-              <w:t>{razlog_obuke}</w:t>
+                <w:rFonts w:ascii="Arial" w:hAnsi="Arial" w:cs="Arial"/>
+                <w:sz w:val="20"/>
+                <w:szCs w:val="20"/>
+              </w:rPr>
+              <w:t xml:space="preserve">{razlog_obuke}</w:t>
             </w:r>
           </w:p>
         </w:tc>
@@ -695,7 +689,7 @@
                 <w:sz w:val="20"/>
                 <w:szCs w:val="20"/>
               </w:rPr>
-              <w:t>{datum_obuke_teor}</w:t>
+              <w:t xml:space="preserve">{datum_obuke_teor}</w:t>
             </w:r>
           </w:p>
         </w:tc>
@@ -724,7 +718,7 @@
                 <w:sz w:val="20"/>
                 <w:szCs w:val="20"/>
               </w:rPr>
-              <w:t>{datum_obuke_prakt}</w:t>
+              <w:t xml:space="preserve">{datum_obuke_prakt}</w:t>
             </w:r>
           </w:p>
         </w:tc>
@@ -753,7 +747,7 @@
                 <w:sz w:val="20"/>
                 <w:szCs w:val="20"/>
               </w:rPr>
-              <w:t>{datum_provere_teor}</w:t>
+              <w:t xml:space="preserve">{datum_provere_teor}</w:t>
             </w:r>
           </w:p>
         </w:tc>
@@ -783,7 +777,7 @@
                 <w:sz w:val="20"/>
                 <w:szCs w:val="20"/>
               </w:rPr>
-              <w:t>{datum_provere_prakt}</w:t>
+              <w:t xml:space="preserve">{datum_provere_prakt}</w:t>
             </w:r>
           </w:p>
         </w:tc>
@@ -900,10 +894,11 @@
             </w:pPr>
             <w:r>
               <w:rPr>
-                <w:sz w:val="20"/>
-                <w:szCs w:val="20"/>
-              </w:rPr>
-              <w:t>{lzo_lista}</w:t>
+                <w:rFonts w:ascii="Arial" w:hAnsi="Arial" w:cs="Arial"/>
+                <w:sz w:val="20"/>
+                <w:szCs w:val="20"/>
+              </w:rPr>
+              <w:t xml:space="preserve">{lzo_lista}</w:t>
             </w:r>
           </w:p>
         </w:tc>
@@ -935,14 +930,14 @@
                 <w:sz w:val="20"/>
                 <w:szCs w:val="20"/>
               </w:rPr>
-              <w:t>{datum_lzo}</w:t>
+              <w:t xml:space="preserve">{datum_lzo}</w:t>
             </w:r>
           </w:p>
         </w:tc>
       </w:tr>
       <w:tr>
         <w:trPr>
-          <w:trHeight w:val="2287"/>
+          <w:trHeight w:hRule="atLeast" w:val="600"/>
           <w:jc w:val="center"/>
         </w:trPr>
         <w:tc>
@@ -1014,17 +1009,18 @@
             </w:pPr>
             <w:r>
               <w:rPr>
-                <w:sz w:val="20"/>
-                <w:szCs w:val="20"/>
-              </w:rPr>
-              <w:t>{opasnosti}</w:t>
+                <w:rFonts w:ascii="Arial" w:hAnsi="Arial" w:cs="Arial"/>
+                <w:sz w:val="20"/>
+                <w:szCs w:val="20"/>
+              </w:rPr>
+              <w:t xml:space="preserve">{opasnosti}</w:t>
             </w:r>
           </w:p>
         </w:tc>
       </w:tr>
       <w:tr>
         <w:trPr>
-          <w:trHeight w:val="1967"/>
+          <w:trHeight w:hRule="atLeast" w:val="600"/>
           <w:jc w:val="center"/>
         </w:trPr>
         <w:tc>
@@ -1079,17 +1075,18 @@
             </w:pPr>
             <w:r>
               <w:rPr>
-                <w:sz w:val="20"/>
-                <w:szCs w:val="20"/>
-              </w:rPr>
-              <w:t>{mere}</w:t>
+                <w:rFonts w:ascii="Arial" w:hAnsi="Arial" w:cs="Arial"/>
+                <w:sz w:val="20"/>
+                <w:szCs w:val="20"/>
+              </w:rPr>
+              <w:t xml:space="preserve">{mere}</w:t>
             </w:r>
           </w:p>
         </w:tc>
       </w:tr>
       <w:tr>
         <w:trPr>
-          <w:trHeight w:val="1430"/>
+          <w:trHeight w:hRule="atLeast" w:val="600"/>
           <w:jc w:val="center"/>
         </w:trPr>
         <w:tc>
@@ -1147,10 +1144,11 @@
             </w:pPr>
             <w:r>
               <w:rPr>
-                <w:sz w:val="20"/>
-                <w:szCs w:val="20"/>
-              </w:rPr>
-              <w:t>{obavestenja}</w:t>
+                <w:rFonts w:ascii="Arial" w:hAnsi="Arial" w:cs="Arial"/>
+                <w:sz w:val="20"/>
+                <w:szCs w:val="20"/>
+              </w:rPr>
+              <w:t xml:space="preserve">{obavestenja}</w:t>
             </w:r>
           </w:p>
         </w:tc>
@@ -1578,7 +1576,6 @@
         </w:tc>
       </w:tr>
     </w:tbl>
-    <w:p/>
     <w:sectPr>
       <w:pgSz w:w="11900" w:h="16840"/>
       <w:pgMar w:top="851" w:right="738" w:bottom="426" w:left="1082" w:header="1325" w:footer="405" w:gutter="0"/>

--- a/templates/obrazac6-template.docx
+++ b/templates/obrazac6-template.docx
@@ -184,6 +184,7 @@
             <w:tcBorders>
               <w:top w:val="single" w:sz="4" w:space="0" w:color="auto"/>
               <w:left w:val="single" w:sz="4" w:space="0" w:color="auto"/>
+              <w:bottom w:val="single" w:sz="4" w:space="0" w:color="auto"/>
             </w:tcBorders>
             <w:shd w:val="clear" w:color="auto" w:fill="auto"/>
             <w:vAlign w:val="center"/>
@@ -231,6 +232,7 @@
             <w:tcBorders>
               <w:top w:val="single" w:sz="4" w:space="0" w:color="auto"/>
               <w:left w:val="single" w:sz="4" w:space="0" w:color="auto"/>
+              <w:bottom w:val="single" w:sz="4" w:space="0" w:color="auto"/>
               <w:right w:val="single" w:sz="4" w:space="0" w:color="auto"/>
             </w:tcBorders>
             <w:shd w:val="clear" w:color="auto" w:fill="auto"/>
@@ -270,6 +272,7 @@
             <w:tcBorders>
               <w:top w:val="single" w:sz="4" w:space="0" w:color="auto"/>
               <w:left w:val="single" w:sz="4" w:space="0" w:color="auto"/>
+              <w:bottom w:val="single" w:sz="4" w:space="0" w:color="auto"/>
             </w:tcBorders>
             <w:shd w:val="clear" w:color="auto" w:fill="auto"/>
             <w:vAlign w:val="center"/>
@@ -301,6 +304,7 @@
             <w:tcBorders>
               <w:top w:val="single" w:sz="4" w:space="0" w:color="auto"/>
               <w:left w:val="single" w:sz="4" w:space="0" w:color="auto"/>
+              <w:bottom w:val="single" w:sz="4" w:space="0" w:color="auto"/>
               <w:right w:val="single" w:sz="4" w:space="0" w:color="auto"/>
             </w:tcBorders>
             <w:shd w:val="clear" w:color="auto" w:fill="auto"/>
@@ -340,6 +344,7 @@
             <w:tcBorders>
               <w:top w:val="single" w:sz="4" w:space="0" w:color="auto"/>
               <w:left w:val="single" w:sz="4" w:space="0" w:color="auto"/>
+              <w:bottom w:val="single" w:sz="4" w:space="0" w:color="auto"/>
             </w:tcBorders>
             <w:shd w:val="clear" w:color="auto" w:fill="auto"/>
             <w:vAlign w:val="center"/>
@@ -371,6 +376,7 @@
             <w:tcBorders>
               <w:top w:val="single" w:sz="4" w:space="0" w:color="auto"/>
               <w:left w:val="single" w:sz="4" w:space="0" w:color="auto"/>
+              <w:bottom w:val="single" w:sz="4" w:space="0" w:color="auto"/>
               <w:right w:val="single" w:sz="4" w:space="0" w:color="auto"/>
             </w:tcBorders>
             <w:shd w:val="clear" w:color="auto" w:fill="auto"/>
@@ -408,6 +414,7 @@
             <w:tcBorders>
               <w:top w:val="single" w:sz="4" w:space="0" w:color="auto"/>
               <w:left w:val="single" w:sz="4" w:space="0" w:color="auto"/>
+              <w:bottom w:val="single" w:sz="4" w:space="0" w:color="auto"/>
             </w:tcBorders>
             <w:shd w:val="clear" w:color="auto" w:fill="auto"/>
           </w:tcPr>
@@ -437,6 +444,7 @@
             <w:tcBorders>
               <w:top w:val="single" w:sz="4" w:space="0" w:color="auto"/>
               <w:left w:val="single" w:sz="4" w:space="0" w:color="auto"/>
+              <w:bottom w:val="single" w:sz="4" w:space="0" w:color="auto"/>
               <w:right w:val="single" w:sz="4" w:space="0" w:color="auto"/>
             </w:tcBorders>
             <w:shd w:val="clear" w:color="auto" w:fill="auto"/>
@@ -475,6 +483,7 @@
             <w:tcBorders>
               <w:top w:val="single" w:sz="4" w:space="0" w:color="auto"/>
               <w:left w:val="single" w:sz="4" w:space="0" w:color="auto"/>
+              <w:bottom w:val="single" w:sz="4" w:space="0" w:color="auto"/>
             </w:tcBorders>
             <w:shd w:val="clear" w:color="auto" w:fill="auto"/>
             <w:vAlign w:val="center"/>
@@ -506,6 +515,7 @@
             <w:tcBorders>
               <w:top w:val="single" w:sz="4" w:space="0" w:color="auto"/>
               <w:left w:val="single" w:sz="4" w:space="0" w:color="auto"/>
+              <w:bottom w:val="single" w:sz="4" w:space="0" w:color="auto"/>
               <w:right w:val="single" w:sz="4" w:space="0" w:color="auto"/>
             </w:tcBorders>
             <w:shd w:val="clear" w:color="auto" w:fill="auto"/>
@@ -542,6 +552,7 @@
             <w:tcBorders>
               <w:top w:val="single" w:sz="4" w:space="0" w:color="auto"/>
               <w:left w:val="single" w:sz="4" w:space="0" w:color="auto"/>
+              <w:bottom w:val="single" w:sz="4" w:space="0" w:color="auto"/>
             </w:tcBorders>
             <w:shd w:val="clear" w:color="auto" w:fill="auto"/>
             <w:vAlign w:val="center"/>
@@ -572,6 +583,7 @@
             <w:tcBorders>
               <w:top w:val="single" w:sz="4" w:space="0" w:color="auto"/>
               <w:left w:val="single" w:sz="4" w:space="0" w:color="auto"/>
+              <w:bottom w:val="single" w:sz="4" w:space="0" w:color="auto"/>
             </w:tcBorders>
             <w:shd w:val="clear" w:color="auto" w:fill="auto"/>
             <w:vAlign w:val="center"/>
@@ -602,6 +614,7 @@
             <w:tcBorders>
               <w:top w:val="single" w:sz="4" w:space="0" w:color="auto"/>
               <w:left w:val="single" w:sz="4" w:space="0" w:color="auto"/>
+              <w:bottom w:val="single" w:sz="4" w:space="0" w:color="auto"/>
             </w:tcBorders>
             <w:shd w:val="clear" w:color="auto" w:fill="auto"/>
             <w:vAlign w:val="center"/>
@@ -632,6 +645,7 @@
             <w:tcBorders>
               <w:top w:val="single" w:sz="4" w:space="0" w:color="auto"/>
               <w:left w:val="single" w:sz="4" w:space="0" w:color="auto"/>
+              <w:bottom w:val="single" w:sz="4" w:space="0" w:color="auto"/>
               <w:right w:val="single" w:sz="4" w:space="0" w:color="auto"/>
             </w:tcBorders>
             <w:shd w:val="clear" w:color="auto" w:fill="auto"/>
@@ -669,6 +683,7 @@
             <w:tcBorders>
               <w:top w:val="single" w:sz="4" w:space="0" w:color="auto"/>
               <w:left w:val="single" w:sz="4" w:space="0" w:color="auto"/>
+              <w:bottom w:val="single" w:sz="4" w:space="0" w:color="auto"/>
             </w:tcBorders>
             <w:shd w:val="clear" w:color="auto" w:fill="auto"/>
             <w:vAlign w:val="center"/>
@@ -699,6 +714,7 @@
             <w:tcBorders>
               <w:top w:val="single" w:sz="4" w:space="0" w:color="auto"/>
               <w:left w:val="single" w:sz="4" w:space="0" w:color="auto"/>
+              <w:bottom w:val="single" w:sz="4" w:space="0" w:color="auto"/>
             </w:tcBorders>
             <w:shd w:val="clear" w:color="auto" w:fill="auto"/>
           </w:tcPr>
@@ -728,6 +744,7 @@
             <w:tcBorders>
               <w:top w:val="single" w:sz="4" w:space="0" w:color="auto"/>
               <w:left w:val="single" w:sz="4" w:space="0" w:color="auto"/>
+              <w:bottom w:val="single" w:sz="4" w:space="0" w:color="auto"/>
             </w:tcBorders>
             <w:shd w:val="clear" w:color="auto" w:fill="auto"/>
           </w:tcPr>
@@ -757,6 +774,7 @@
             <w:tcBorders>
               <w:top w:val="single" w:sz="4" w:space="0" w:color="auto"/>
               <w:left w:val="single" w:sz="4" w:space="0" w:color="auto"/>
+              <w:bottom w:val="single" w:sz="4" w:space="0" w:color="auto"/>
               <w:right w:val="single" w:sz="4" w:space="0" w:color="auto"/>
             </w:tcBorders>
             <w:shd w:val="clear" w:color="auto" w:fill="auto"/>
@@ -794,6 +812,7 @@
             <w:tcBorders>
               <w:top w:val="single" w:sz="4" w:space="0" w:color="auto"/>
               <w:left w:val="single" w:sz="4" w:space="0" w:color="auto"/>
+              <w:bottom w:val="single" w:sz="4" w:space="0" w:color="auto"/>
             </w:tcBorders>
             <w:shd w:val="clear" w:color="auto" w:fill="auto"/>
             <w:vAlign w:val="bottom"/>
@@ -842,6 +861,7 @@
             <w:tcBorders>
               <w:top w:val="single" w:sz="4" w:space="0" w:color="auto"/>
               <w:left w:val="single" w:sz="4" w:space="0" w:color="auto"/>
+              <w:bottom w:val="single" w:sz="4" w:space="0" w:color="auto"/>
               <w:right w:val="single" w:sz="4" w:space="0" w:color="auto"/>
             </w:tcBorders>
             <w:shd w:val="clear" w:color="auto" w:fill="auto"/>
@@ -879,6 +899,7 @@
             <w:tcBorders>
               <w:top w:val="single" w:sz="4" w:space="0" w:color="auto"/>
               <w:left w:val="single" w:sz="4" w:space="0" w:color="auto"/>
+              <w:bottom w:val="single" w:sz="4" w:space="0" w:color="auto"/>
             </w:tcBorders>
             <w:shd w:val="clear" w:color="auto" w:fill="auto"/>
             <w:vAlign w:val="center"/>
@@ -909,6 +930,7 @@
             <w:tcBorders>
               <w:top w:val="single" w:sz="4" w:space="0" w:color="auto"/>
               <w:left w:val="single" w:sz="4" w:space="0" w:color="auto"/>
+              <w:bottom w:val="single" w:sz="4" w:space="0" w:color="auto"/>
               <w:right w:val="single" w:sz="4" w:space="0" w:color="auto"/>
             </w:tcBorders>
             <w:shd w:val="clear" w:color="auto" w:fill="auto"/>
@@ -946,6 +968,7 @@
             <w:tcBorders>
               <w:top w:val="single" w:sz="4" w:space="0" w:color="auto"/>
               <w:left w:val="single" w:sz="4" w:space="0" w:color="auto"/>
+              <w:bottom w:val="single" w:sz="4" w:space="0" w:color="auto"/>
             </w:tcBorders>
             <w:shd w:val="clear" w:color="auto" w:fill="auto"/>
             <w:vAlign w:val="center"/>
@@ -994,6 +1017,7 @@
             <w:tcBorders>
               <w:top w:val="single" w:sz="4" w:space="0" w:color="auto"/>
               <w:left w:val="single" w:sz="4" w:space="0" w:color="auto"/>
+              <w:bottom w:val="single" w:sz="4" w:space="0" w:color="auto"/>
               <w:right w:val="single" w:sz="4" w:space="0" w:color="auto"/>
             </w:tcBorders>
             <w:shd w:val="clear" w:color="auto" w:fill="auto"/>
@@ -1029,6 +1053,7 @@
             <w:tcBorders>
               <w:top w:val="single" w:sz="4" w:space="0" w:color="auto"/>
               <w:left w:val="single" w:sz="4" w:space="0" w:color="auto"/>
+              <w:bottom w:val="single" w:sz="4" w:space="0" w:color="auto"/>
             </w:tcBorders>
             <w:shd w:val="clear" w:color="auto" w:fill="auto"/>
             <w:vAlign w:val="center"/>
@@ -1060,6 +1085,7 @@
             <w:tcBorders>
               <w:top w:val="single" w:sz="4" w:space="0" w:color="auto"/>
               <w:left w:val="single" w:sz="4" w:space="0" w:color="auto"/>
+              <w:bottom w:val="single" w:sz="4" w:space="0" w:color="auto"/>
               <w:right w:val="single" w:sz="4" w:space="0" w:color="auto"/>
             </w:tcBorders>
             <w:shd w:val="clear" w:color="auto" w:fill="auto"/>
